--- a/taskmanager/media/documents/Chto-toAleksandr.docx
+++ b/taskmanager/media/documents/Chto-toAleksandr.docx
@@ -11,14 +11,21 @@
           <w:rFonts w:ascii="&quot;Times New Roman&quot;" w:hAnsi="&quot;Times New Roman&quot;" w:cs="&quot;Times New Roman&quot;"/>
           <w:sz w:val="24"/>
         </w:rPr>
-        <w:t xml:space="preserve">Раменскийий Александр Алексеевич</w:t>
-      </w:r>
-      <w:r>
-        <w:rPr>
-          <w:rFonts w:ascii="&quot;Times New Roman&quot;" w:hAnsi="&quot;Times New Roman&quot;" w:cs="&quot;Times New Roman&quot;"/>
-          <w:sz w:val="24"/>
-        </w:rPr>
-        <w:t xml:space="preserve">ООО Пончики</w:t>
+        <w:t xml:space="preserve">Привет</w:t>
+      </w:r>
+      <w:r>
+        <w:rPr>
+          <w:rFonts w:ascii="&quot;Times New Roman&quot;" w:hAnsi="&quot;Times New Roman&quot;" w:cs="&quot;Times New Roman&quot;"/>
+          <w:sz w:val="24"/>
+        </w:rPr>
+        <w:t xml:space="preserve">Андрей</w:t>
+      </w:r>
+      <w:r>
+        <w:rPr>
+          <w:rFonts w:ascii="&quot;Times New Roman&quot;" w:hAnsi="&quot;Times New Roman&quot;" w:cs="&quot;Times New Roman&quot;"/>
+          <w:sz w:val="24"/>
+        </w:rPr>
+        <w:t xml:space="preserve">Привет</w:t>
       </w:r>
     </w:p>
     <w:p>
@@ -30,20 +37,29 @@
           <w:rFonts w:ascii="&quot;Times New Roman&quot;" w:hAnsi="&quot;Times New Roman&quot;" w:cs="&quot;Times New Roman&quot;"/>
           <w:sz w:val="24"/>
         </w:rPr>
-        <w:t xml:space="preserve">Раменскийий Александр Алексеевич</w:t>
-      </w:r>
-      <w:r>
-        <w:rPr>
-          <w:rFonts w:ascii="&quot;Times New Roman&quot;" w:hAnsi="&quot;Times New Roman&quot;" w:cs="&quot;Times New Roman&quot;"/>
-          <w:sz w:val="24"/>
-        </w:rPr>
-        <w:t xml:space="preserve">ООО Пончики</w:t>
-      </w:r>
-    </w:p>
-    <w:p>
-      <w:pPr>
-        <w:jc w:val="center"/>
-      </w:pPr>
+        <w:t xml:space="preserve"> Какой-то текст</w:t>
+      </w:r>
+      <w:r>
+        <w:rPr>
+          <w:rFonts w:ascii="&quot;Times New Roman&quot;" w:hAnsi="&quot;Times New Roman&quot;" w:cs="&quot;Times New Roman&quot;"/>
+          <w:sz w:val="24"/>
+        </w:rPr>
+        <w:t xml:space="preserve"> Какой-то текст</w:t>
+      </w:r>
+      <w:r>
+        <w:rPr>
+          <w:rFonts w:ascii="&quot;Times New Roman&quot;" w:hAnsi="&quot;Times New Roman&quot;" w:cs="&quot;Times New Roman&quot;"/>
+          <w:sz w:val="24"/>
+        </w:rPr>
+        <w:t xml:space="preserve"> Какой-то текст</w:t>
+      </w:r>
+      <w:r>
+        <w:rPr>
+          <w:rFonts w:ascii="&quot;Times New Roman&quot;" w:hAnsi="&quot;Times New Roman&quot;" w:cs="&quot;Times New Roman&quot;"/>
+          <w:sz w:val="24"/>
+        </w:rPr>
+        <w:t xml:space="preserve">Привет</w:t>
+      </w:r>
     </w:p>
     <w:p>
       <w:pPr>
@@ -54,28 +70,14 @@
           <w:rFonts w:ascii="&quot;Times New Roman&quot;" w:hAnsi="&quot;Times New Roman&quot;" w:cs="&quot;Times New Roman&quot;"/>
           <w:sz w:val="24"/>
         </w:rPr>
-        <w:t xml:space="preserve"> Какой-то текст</w:t>
-      </w:r>
-      <w:r>
-        <w:rPr>
-          <w:rFonts w:ascii="&quot;Times New Roman&quot;" w:hAnsi="&quot;Times New Roman&quot;" w:cs="&quot;Times New Roman&quot;"/>
-          <w:sz w:val="24"/>
-        </w:rPr>
-        <w:t xml:space="preserve"> Какой-то текст</w:t>
-      </w:r>
-      <w:r>
-        <w:rPr>
-          <w:rFonts w:ascii="&quot;Times New Roman&quot;" w:hAnsi="&quot;Times New Roman&quot;" w:cs="&quot;Times New Roman&quot;"/>
-          <w:sz w:val="24"/>
-        </w:rPr>
-        <w:t xml:space="preserve"> Какой-то текст</w:t>
-      </w:r>
-      <w:r>
-        <w:rPr>
-          <w:rFonts w:ascii="&quot;Times New Roman&quot;" w:hAnsi="&quot;Times New Roman&quot;" w:cs="&quot;Times New Roman&quot;"/>
-          <w:sz w:val="24"/>
-        </w:rPr>
-        <w:t xml:space="preserve">Раменскийий Александр Алексеевич</w:t>
+        <w:t xml:space="preserve">Андрей</w:t>
+      </w:r>
+      <w:r>
+        <w:rPr>
+          <w:rFonts w:ascii="&quot;Times New Roman&quot;" w:hAnsi="&quot;Times New Roman&quot;" w:cs="&quot;Times New Roman&quot;"/>
+          <w:sz w:val="24"/>
+        </w:rPr>
+        <w:t xml:space="preserve">Привет</w:t>
       </w:r>
     </w:p>
     <w:p>
@@ -87,75 +89,18 @@
           <w:rFonts w:ascii="&quot;Times New Roman&quot;" w:hAnsi="&quot;Times New Roman&quot;" w:cs="&quot;Times New Roman&quot;"/>
           <w:sz w:val="24"/>
         </w:rPr>
-        <w:t xml:space="preserve">Раменскийий Александр Алексеевич</w:t>
-      </w:r>
-      <w:r>
-        <w:rPr>
-          <w:rFonts w:ascii="&quot;Times New Roman&quot;" w:hAnsi="&quot;Times New Roman&quot;" w:cs="&quot;Times New Roman&quot;"/>
-          <w:sz w:val="24"/>
-        </w:rPr>
-        <w:t xml:space="preserve">ООО Пончики</w:t>
+        <w:t xml:space="preserve">Привет</w:t>
+      </w:r>
+      <w:r>
+        <w:rPr>
+          <w:rFonts w:ascii="&quot;Times New Roman&quot;" w:hAnsi="&quot;Times New Roman&quot;" w:cs="&quot;Times New Roman&quot;"/>
+          <w:sz w:val="24"/>
+        </w:rPr>
+        <w:t xml:space="preserve">Андрей</w:t>
       </w:r>
     </w:p>
     <w:p>
-      <w:pPr>
-        <w:jc w:val="left"/>
-      </w:pPr>
-      <w:r>
-        <w:rPr>
-          <w:rFonts w:ascii="&quot;Times New Roman&quot;" w:hAnsi="&quot;Times New Roman&quot;" w:cs="&quot;Times New Roman&quot;"/>
-          <w:sz w:val="24"/>
-        </w:rPr>
-        <w:t xml:space="preserve">Раменскийий Александр Алексеевич</w:t>
-      </w:r>
-    </w:p>
-    <w:p>
-      <w:pPr>
-        <w:jc w:val="left"/>
-      </w:pPr>
-      <w:r>
-        <w:rPr>
-          <w:rFonts w:ascii="&quot;Times New Roman&quot;" w:hAnsi="&quot;Times New Roman&quot;" w:cs="&quot;Times New Roman&quot;"/>
-          <w:sz w:val="24"/>
-        </w:rPr>
-        <w:t xml:space="preserve">Раменскийий Александр Алексеевич</w:t>
-      </w:r>
-    </w:p>
-    <w:p>
-      <w:pPr>
-        <w:jc w:val="left"/>
-      </w:pPr>
-      <w:r>
-        <w:rPr>
-          <w:rFonts w:ascii="&quot;Times New Roman&quot;" w:hAnsi="&quot;Times New Roman&quot;" w:cs="&quot;Times New Roman&quot;"/>
-          <w:sz w:val="24"/>
-        </w:rPr>
-        <w:t xml:space="preserve">Раменскийий Александр Алексеевич</w:t>
-      </w:r>
-      <w:r>
-        <w:rPr>
-          <w:rFonts w:ascii="&quot;Times New Roman&quot;" w:hAnsi="&quot;Times New Roman&quot;" w:cs="&quot;Times New Roman&quot;"/>
-          <w:sz w:val="24"/>
-        </w:rPr>
-        <w:t xml:space="preserve">ООО Пончики</w:t>
-      </w:r>
-    </w:p>
-    <w:p>
-      <w:pPr>
-        <w:jc w:val="left"/>
-      </w:pPr>
-    </w:p>
-    <w:p>
-      <w:pPr>
-        <w:jc w:val="left"/>
-      </w:pPr>
-      <w:r>
-        <w:rPr>
-          <w:rFonts w:ascii="&quot;Times New Roman&quot;" w:hAnsi="&quot;Times New Roman&quot;" w:cs="&quot;Times New Roman&quot;"/>
-          <w:sz w:val="24"/>
-        </w:rPr>
-        <w:t xml:space="preserve"> Какой-то текст</w:t>
-      </w:r>
+      <w:pPr/>
     </w:p>
   </w:body>
 </w:document>
